--- a/docs/general-english/A2/release/units/a22-u14.docx
+++ b/docs/general-english/A2/release/units/a22-u14.docx
@@ -874,7 +874,7 @@
           <wp:inline>
             <wp:extent cx="5724525" cy="1390650"/>
             <wp:effectExtent b="0" l="0" r="0" t="0"/>
-            <wp:docPr descr="The four words of the word bank, in the order the task prints them, each with a picture: doctor, sick, pill, healthy." title="" id="27" name="Picture"/>
+            <wp:docPr descr="The four words of the word bank, in the order the task prints them, each with a picture: sick, healthy, pill, doctor." title="" id="27" name="Picture"/>
             <a:graphic>
               <a:graphicData uri="http://schemas.openxmlformats.org/drawingml/2006/picture">
                 <pic:pic>
@@ -968,7 +968,7 @@
         <w:t xml:space="preserve"> </w:t>
       </w:r>
       <w:r>
-        <w:t xml:space="preserve">doctor | sick | pill | healthy</w:t>
+        <w:t xml:space="preserve">sick | healthy | pill | doctor</w:t>
       </w:r>
     </w:p>
     <w:p>
@@ -3883,7 +3883,7 @@
           <wp:inline>
             <wp:extent cx="5724525" cy="1390650"/>
             <wp:effectExtent b="0" l="0" r="0" t="0"/>
-            <wp:docPr descr="The four words of the fill-in word bank, in bank order, each drawn: throat, headache, healthy, pain." title="" id="45" name="Picture"/>
+            <wp:docPr descr="The four words of the fill-in word bank, in bank order, each drawn: headache, throat, healthy, pain." title="" id="45" name="Picture"/>
             <a:graphic>
               <a:graphicData uri="http://schemas.openxmlformats.org/drawingml/2006/picture">
                 <pic:pic>
@@ -3977,7 +3977,7 @@
         <w:t xml:space="preserve"> </w:t>
       </w:r>
       <w:r>
-        <w:t xml:space="preserve">throat | headache | healthy | pain</w:t>
+        <w:t xml:space="preserve">headache | throat | healthy | pain</w:t>
       </w:r>
     </w:p>
     <w:p>
@@ -5309,7 +5309,7 @@
       <w:r>
         <w:drawing>
           <wp:inline>
-            <wp:extent cx="5724525" cy="2095500"/>
+            <wp:extent cx="5724525" cy="2133600"/>
             <wp:effectExtent b="0" l="0" r="0" t="0"/>
             <wp:docPr descr="The four sentences of this task as chips above three empty bins -- advice, advice against, and asking for advice. Which chip goes in which bin is the exercise, so none of them is placed." title="" id="60" name="Picture"/>
             <a:graphic>
@@ -5330,7 +5330,7 @@
                   <pic:spPr bwMode="auto">
                     <a:xfrm>
                       <a:off x="0" y="0"/>
-                      <a:ext cx="5724525" cy="2095500"/>
+                      <a:ext cx="5724525" cy="2133600"/>
                     </a:xfrm>
                     <a:prstGeom prst="rect">
                       <a:avLst/>
@@ -12070,7 +12070,7 @@
       <w:r>
         <w:drawing>
           <wp:inline>
-            <wp:extent cx="5724525" cy="2295525"/>
+            <wp:extent cx="5724525" cy="2495550"/>
             <wp:effectExtent b="0" l="0" r="0" t="0"/>
             <wp:docPr descr="The decision task as one question and three branches, with what each one costs: say nothing and they are worse by Thursday; ask once, which makes an ill person answer a question; or bring something round, which you can walk past in a way you cannot walk past a conversation." title="" id="132" name="Picture"/>
             <a:graphic>
@@ -12091,7 +12091,7 @@
                   <pic:spPr bwMode="auto">
                     <a:xfrm>
                       <a:off x="0" y="0"/>
-                      <a:ext cx="5724525" cy="2295525"/>
+                      <a:ext cx="5724525" cy="2495550"/>
                     </a:xfrm>
                     <a:prstGeom prst="rect">
                       <a:avLst/>
@@ -12388,7 +12388,7 @@
         <w:t xml:space="preserve"> </w:t>
       </w:r>
       <w:r>
-        <w:t xml:space="preserve">fever | medicine | dentist | healthy | should | shouldn’t | guard | storm</w:t>
+        <w:t xml:space="preserve">healthy | storm | fever | shouldn’t | dentist | medicine | should | guard</w:t>
       </w:r>
     </w:p>
     <w:p>
